--- a/manuscript/PathA_Revision_Record.docx
+++ b/manuscript/PathA_Revision_Record.docx
@@ -703,7 +703,7 @@
     </w:p>
     <w:p>
       <w:r>
-        <w:t>The dedicated GitHub repository rcw3712/seismic-eval-audit distributes v0.1.3 with source, a wheel, evidence and hash manifests. The previous v0.1.2 release and historical Zenodo DOI are retained. Metadata and an upload package are prepared for separate archival; no new DOI is asserted before publication is verified. The previous editorial decision was rejection, not an invitation to revise. No inquiry or journal submission has been sent by this workflow.</w:t>
+        <w:t>The dedicated repository rcw3712/seismic-eval-audit distributes v0.1.3. Its source and evidence are now archived at https://doi.org/10.5281/zenodo.23684054. Tag archive-v0.1.3 points to the same commit as the original v0.1.3 release; both tags and earlier archives are preserved. The Zenodo ZIP checksum and 76 manifest file hashes match the release. The current manuscript and citation edits were made after archival and are distinguished from those immutable bytes. The previous editorial decision was rejection, not an invitation to revise. No inquiry or journal submission has been sent by this workflow.</w:t>
       </w:r>
     </w:p>
     <w:p>

--- a/manuscript/PathA_Revision_Record.docx
+++ b/manuscript/PathA_Revision_Record.docx
@@ -716,7 +716,7 @@
     </w:p>
     <w:p>
       <w:r>
-        <w:t>Review the scientific interpretation, declarations and author contributions. AI assistance is described in Methods because it includes software and analysis support. Original network data are credited with verified DOI metadata. The new package demonstrates a real historical failure and broader artifact checks; it does not certify catalogue truth, complete execution history or independent predictive confirmation.</w:t>
+        <w:t>Limited pre-submission editing clarified Claude assistance, alphabetized Cawley before CERN, removed an unused embedded image and shortened Code availability. The CLI example remains one monospace block. Rahmat Catur Wibowo developed the Python package seismic-eval-audit. The Software contributions of Razki Alfatah Khairu Mahli and Karyanto relate to the historical MATLAB pipeline, not to the Python package. The single-author software citation for seismic-eval-audit and the multi-author manuscript contributions therefore have different scopes. No training, inference, numerical results or archived releases were changed. A pre-submission inquiry is prepared separately; its delivery status is recorded outside the public manuscript package.</w:t>
       </w:r>
     </w:p>
     <w:sectPr>

--- a/manuscript/PathA_Revision_Record.docx
+++ b/manuscript/PathA_Revision_Record.docx
@@ -12,13 +12,13 @@
     </w:p>
     <w:p>
       <w:r>
-        <w:t>This third Path A draft makes targeted presentation and archival improvements without new training or inference. Numerical audit results, historical-exposure limitations and earlier releases are preserved.</w:t>
+        <w:t>This internal record accompanies a limited usage-strengthening update. It is not a scientific supplementary file for journal upload. No training, inference, new dataset or model-result changes were made.</w:t>
       </w:r>
     </w:p>
     <w:p>
       <w:pPr/>
       <w:r>
-        <w:t>The Introduction now positions the tool against grouped split construction; Table 2 qualifies reconstructed lineage; Fig. 1 depicts a separate test earthquake; Online Resource 1 clarifies the absence-of-exposure limitation. Data attribution and the existing Linux/Windows CI matrix are documented explicitly.</w:t>
+        <w:t>The public documents remove internal revision language, clarify the two STEAD test populations and link to an installed-wheel walkthrough. Online Resource 1 adds a comparison with split-construction interfaces, a six-contract evidence matrix and observed usage outcomes. The Python library, wheel and archived releases remain unchanged.</w:t>
       </w:r>
     </w:p>
     <w:p>
@@ -716,7 +716,7 @@
     </w:p>
     <w:p>
       <w:r>
-        <w:t>Limited pre-submission editing clarified Claude assistance, alphabetized Cawley before CERN, removed an unused embedded image and shortened Code availability. The CLI example remains one monospace block. Rahmat Catur Wibowo developed the Python package seismic-eval-audit. The Software contributions of Razki Alfatah Khairu Mahli and Karyanto relate to the historical MATLAB pipeline, not to the Python package. The single-author software citation for seismic-eval-audit and the multi-author manuscript contributions therefore have different scopes. No training, inference, numerical results or archived releases were changed. A pre-submission inquiry is prepared separately; its delivery status is recorded outside the public manuscript package.</w:t>
+        <w:t>The installed-wheel example reproduced ETHZ source and station counts and exercised five CLI status/exit combinations plus synthetic API calls. It is author-run verification, not independent adoption. Python software attribution remains with Wibowo; Mahli and Karyanto contributed to the historical MATLAB pipeline. Inquiry remains prepared but not sent by this workflow because no authenticated email channel is available. Its text is stored separately in Inquiry/. No editor response is pending until sending is confirmed. Article-category conversion remains subject to editorial guidance.</w:t>
       </w:r>
     </w:p>
     <w:sectPr>

--- a/manuscript/PathA_Revision_Record.docx
+++ b/manuscript/PathA_Revision_Record.docx
@@ -12,13 +12,13 @@
     </w:p>
     <w:p>
       <w:r>
-        <w:t>This internal record accompanies a limited usage-strengthening update. It is not a scientific supplementary file for journal upload. No training, inference, new dataset or model-result changes were made.</w:t>
+        <w:t>This internal record closes the four-item editorial pass of 28 October 2026. It is not a supplementary scientific file for journal upload. Editing is stopped pending feedback from the editor or an independent user.</w:t>
       </w:r>
     </w:p>
     <w:p>
       <w:pPr/>
       <w:r>
-        <w:t>The public documents remove internal revision language, clarify the two STEAD test populations and link to an installed-wheel walkthrough. Online Resource 1 adds a comparison with split-construction interfaces, a six-contract evidence matrix and observed usage outcomes. The Python library, wheel and archived releases remain unchanged.</w:t>
+        <w:t>Completed: the exact walkthrough commit and manifest hash are stated; Online Resource sections and tables are reordered with references updated; ETHZ outcomes lead to explicit user decisions; the main text follows a candidate Software Article structure with Design and Implementation, Availability and Requirements, and Software Files following Tables and captions. No training, inference, dataset expansion, library or model-result changes were made.</w:t>
       </w:r>
     </w:p>
     <w:p>
@@ -716,7 +716,7 @@
     </w:p>
     <w:p>
       <w:r>
-        <w:t>The installed-wheel example reproduced ETHZ source and station counts and exercised five CLI status/exit combinations plus synthetic API calls. It is author-run verification, not independent adoption. Python software attribution remains with Wibowo; Mahli and Karyanto contributed to the historical MATLAB pipeline. Inquiry remains prepared but not sent by this workflow because no authenticated email channel is available. Its text is stored separately in Inquiry/. No editor response is pending until sending is confirmed. Article-category conversion remains subject to editorial guidance.</w:t>
+        <w:t>The usage evidence remains author-run, not independent adoption. The candidate Software Article format does not imply editorial permission or acceptance. Inquiry remains prepared; no authenticated email channel or confirmed sending/response is available to this workflow. The Git repository and delivery manifest identify this editorial version separately from the archived software. Further editing should begin only when editor or independent-user feedback is available, as instructed by the author.</w:t>
       </w:r>
     </w:p>
     <w:sectPr>

--- a/manuscript/PathA_Revision_Record.docx
+++ b/manuscript/PathA_Revision_Record.docx
@@ -12,13 +12,13 @@
     </w:p>
     <w:p>
       <w:r>
-        <w:t>This internal record closes the four-item editorial pass of 28 October 2026. It is not a supplementary scientific file for journal upload. Editing is stopped pending feedback from the editor or an independent user.</w:t>
+        <w:t>This internal record closes the limited corrections requested after the four-item editorial pass of 28 October 2026. It is not a supplementary scientific file for journal upload. Editing is stopped pending feedback from the editor or an independent user.</w:t>
       </w:r>
     </w:p>
     <w:p>
       <w:pPr/>
       <w:r>
-        <w:t>Completed: the exact walkthrough commit and manifest hash are stated; Online Resource sections and tables are reordered with references updated; ETHZ outcomes lead to explicit user decisions; the main text follows a candidate Software Article structure with Design and Implementation, Availability and Requirements, and Software Files following Tables and captions. No training, inference, dataset expansion, library or model-result changes were made.</w:t>
+        <w:t>Completed: ethics approval and consent declarations were added after Funding; the abstract explains the consequence of earlier development use; editorial-process wording was removed from public availability statements; the three-sentence Table 3 note was moved below the table. Minor changes clarify the Section 4.2 heading, the repository-root installation context and the wording of metadata and byte checks. The earlier commit, manifest, Online Resource ordering and candidate Software Article structure are retained. No training, inference, dataset expansion, library or model-result changes were made.</w:t>
       </w:r>
     </w:p>
     <w:p>
